--- a/spa/docx/12.content.docx
+++ b/spa/docx/12.content.docx
@@ -7793,7 +7793,7 @@
         <w:rPr>
           <w:lang w:val="es_ES" w:bidi="es_ES"/>
         </w:rPr>
-        <w:t xml:space="preserve"> Joás capturó al rey Amasías y marchó hacia Jerusalén. Derribó las murallas de la ciudad desde la puerta de Efraín hasta la puerta de la Esquina, unos 180 metros.</w:t>
+        <w:t xml:space="preserve"> Joás capturó al rey Amasías y marchó hacia Jerusalén. Derribó las murallas de la ciudad desde la puerta de Efraín hasta la puerta de la esquina, unos 180 metros.</w:t>
       </w:r>
     </w:p>
     <w:p>
@@ -11359,7 +11359,7 @@
         <w:rPr>
           <w:lang w:val="es_ES" w:bidi="es_ES"/>
         </w:rPr>
-        <w:t xml:space="preserve"> Por medio de tus mensajeros has desafiado al Señor, diciendo: "Con mis numerosos carros he escalado las cumbres de las montañas, las laderas más remotas del Líbano. He talado sus cedros más altos y sus mejores cipreses. He alcanzado sus rincones más lejanos y sus bosques más frondosos.</w:t>
+        <w:t xml:space="preserve"> Por medio de tus mensajeros has desafiado al Señor, diciendo: «Con mis numerosos carros he escalado las cumbres de las montañas, las laderas más remotas del Líbano. He talado sus cedros más altos y sus mejores cipreses. He alcanzado sus rincones más lejanos y sus bosques más frondosos.</w:t>
       </w:r>
     </w:p>
     <w:p>
@@ -11380,7 +11380,7 @@
         <w:rPr>
           <w:lang w:val="es_ES" w:bidi="es_ES"/>
         </w:rPr>
-        <w:t xml:space="preserve"> He cavado pozos en tierras extranjeras y he bebido sus aguas. Con las plantas de mis pies he secado todos los ríos de Egipto".</w:t>
+        <w:t xml:space="preserve"> He cavado pozos en tierras extranjeras y he bebido sus aguas. Con las plantas de mis pies he secado todos los ríos de Egipto».</w:t>
       </w:r>
     </w:p>
     <w:p>
@@ -13061,7 +13061,7 @@
         <w:rPr>
           <w:lang w:val="es_ES" w:bidi="es_ES"/>
         </w:rPr>
-        <w:t xml:space="preserve"> Los reyes de Judá habían nombrado sacerdotes paganos para quemar incienso. En los santuarios de las ciudades de Judá y de los alrededores de Jerusalén lo quemaban. Lo ofrecían a Baal, al sol, a la luna, a las constelaciones y a todos los astros del cielo. Josías destituyó a estos sacerdotes.</w:t>
+        <w:t xml:space="preserve"> Los reyes de Judá habían nombrado sacerdotes para quemar incienso. En los santuarios de las ciudades de Judá y de los alrededores de Jerusalén lo quemaban. Lo ofrecían a Baal, al sol, a la luna, a las constelaciones y a todos los astros del cielo. Josías destituyó a estos sacerdotes.</w:t>
       </w:r>
     </w:p>
     <w:p>
